--- a/recursos/comercial/INDUCCION_COMERCIAL/HOJA_LLAMADAS_GERENCIA.docx
+++ b/recursos/comercial/INDUCCION_COMERCIAL/HOJA_LLAMADAS_GERENCIA.docx
@@ -166,7 +166,7 @@
         <w:rPr>
           <w:sz w:val="18"/>
         </w:rPr>
-        <w:t>garantía por escrito · avance medido (EF SET, audios, reportes) · institución con licencia e ICONTEC · formación del carácter.</w:t>
+        <w:t>garantía por escrito · avance medido (EF SET, videos diarios, reportes) · institución con licencia e ICONTEC · formación del carácter.</w:t>
       </w:r>
     </w:p>
     <w:p>
@@ -647,7 +647,7 @@
         <w:rPr>
           <w:sz w:val="18"/>
         </w:rPr>
-        <w:t>□ Registrar el contacto en la planilla desde la primera llamada (canal, qué se ofreció, próximo paso, motivo real si no cierra).   □ Preguntar Cajasan.   □ Pedir el EF SET antes de la cita.   □ Anunciar las dos jornadas y la regla del grupo mínimo ANTES de firmar.   □ La frase del expediente: garantía y audio diario se firman juntos.   □ Una frase de cierre y SILENCIO: el primero que habla, concede.   □ Si no cierra hoy: oferta por escrito con vencimiento + abono ofrecido + seguimiento pautado (mismo día resumen → +24h mensaje → +48h llamada → día 3 "vence hoy").</w:t>
+        <w:t>□ Registrar el contacto en la planilla desde la primera llamada (canal, qué se ofreció, próximo paso, motivo real si no cierra).   □ Preguntar Cajasan.   □ Pedir el EF SET antes de la cita.   □ Anunciar las dos jornadas y la regla del grupo mínimo ANTES de firmar.   □ La frase del expediente: garantía y video diario se firman juntos (A1 1 min · A2 2 · B1 3 · B2 5).   □ Una frase de cierre y SILENCIO: el primero que habla, concede.   □ Si no cierra hoy: oferta por escrito con vencimiento + abono ofrecido + seguimiento pautado (mismo día resumen → +24h mensaje → +48h llamada → día 3 "vence hoy").</w:t>
       </w:r>
     </w:p>
     <w:p>

--- a/recursos/comercial/INDUCCION_COMERCIAL/HOJA_LLAMADAS_GERENCIA.docx
+++ b/recursos/comercial/INDUCCION_COMERCIAL/HOJA_LLAMADAS_GERENCIA.docx
@@ -96,7 +96,7 @@
         <w:rPr>
           <w:sz w:val="18"/>
         </w:rPr>
-        <w:t>¿Has estudiado inglés antes y cómo te fue? · ¿Para qué lo necesitas: montar algo tuyo, irte a trabajar afuera, tu trabajo actual? · ¿Eres afiliado a Cajasan? (se anota siempre).</w:t>
+        <w:t>¿Has estudiado inglés antes y cómo te fue? · ¿Para qué lo necesitas: montar algo tuyo, irte a trabajar afuera, tu trabajo actual? · ¿Eres afiliado a Cajasan? (se anota siempre: el afiliado entra a Transformación).</w:t>
       </w:r>
     </w:p>
     <w:p>
@@ -389,7 +389,7 @@
               <w:rPr>
                 <w:sz w:val="17"/>
               </w:rPr>
-              <w:t>Transformación (estrato 1–2 con soporte) 45% · General 32% · Ejecutivo (paga empresa) 15%. General de contado: $5.913.280. Cuotas: motor de cuotas, nunca de memoria.</w:t>
+              <w:t>Transformación (estrato 1–2 con soporte, o afiliado a Cajasan con carné) 45% · General 32% · Ejecutivo (paga empresa) 15%. General de contado: $5.913.280. Cuotas: motor de cuotas, nunca de memoria.</w:t>
             </w:r>
           </w:p>
         </w:tc>

--- a/recursos/comercial/INDUCCION_COMERCIAL/HOJA_LLAMADAS_GERENCIA.docx
+++ b/recursos/comercial/INDUCCION_COMERCIAL/HOJA_LLAMADAS_GERENCIA.docx
@@ -603,7 +603,7 @@
         <w:rPr>
           <w:sz w:val="18"/>
         </w:rPr>
-        <w:t>abono a cuentas de la academia + el cliente escribe "ACEPTO las condiciones del recibo No. X" con foto de cédula + cita de ubicación agendada en el mismo acto. Con eso el cupo está separado.</w:t>
+        <w:t>abono a cuentas de la academia + pantallazo del comprobante + foto de cédula + el cliente escribe "ACEPTO las condiciones del recibo No. X" + cita de ubicación agendada en el mismo acto. La auxiliar confirma que entró el dinero; con eso el cupo está separado.</w:t>
       </w:r>
     </w:p>
     <w:p>

--- a/recursos/comercial/INDUCCION_COMERCIAL/HOJA_LLAMADAS_GERENCIA.docx
+++ b/recursos/comercial/INDUCCION_COMERCIAL/HOJA_LLAMADAS_GERENCIA.docx
@@ -533,7 +533,7 @@
         <w:rPr>
           <w:sz w:val="18"/>
         </w:rPr>
-        <w:t>cuenta como contado, pero el valor sube 5% por el costo de la transacción — se dice ANTES de pasarla.</w:t>
+        <w:t>cuenta como contado, con la beca de contado. Sin recargo: la ley no lo permite.</w:t>
       </w:r>
     </w:p>
     <w:p>

--- a/recursos/comercial/INDUCCION_COMERCIAL/HOJA_LLAMADAS_GERENCIA.docx
+++ b/recursos/comercial/INDUCCION_COMERCIAL/HOJA_LLAMADAS_GERENCIA.docx
@@ -533,7 +533,7 @@
         <w:rPr>
           <w:sz w:val="18"/>
         </w:rPr>
-        <w:t>cuenta como contado, con la beca de contado. Sin recargo: la ley no lo permite.</w:t>
+        <w:t>cuenta como contado, con la beca de contado. Sus condiciones se tratan en la cita, no por escrito.</w:t>
       </w:r>
     </w:p>
     <w:p>

--- a/recursos/comercial/INDUCCION_COMERCIAL/HOJA_LLAMADAS_GERENCIA.docx
+++ b/recursos/comercial/INDUCCION_COMERCIAL/HOJA_LLAMADAS_GERENCIA.docx
@@ -647,7 +647,7 @@
         <w:rPr>
           <w:sz w:val="18"/>
         </w:rPr>
-        <w:t>□ Registrar el contacto en la planilla desde la primera llamada (canal, qué se ofreció, próximo paso, motivo real si no cierra).   □ Preguntar Cajasan.   □ Pedir el EF SET antes de la cita.   □ Anunciar las dos jornadas y la regla del grupo mínimo ANTES de firmar.   □ La frase del expediente: garantía y video diario se firman juntos (A1 1 min · A2 2 · B1 3 · B2 5).   □ Una frase de cierre y SILENCIO: el primero que habla, concede.   □ Si no cierra hoy: oferta por escrito con vencimiento + abono ofrecido + seguimiento pautado (mismo día resumen → +24h mensaje → +48h llamada → día 3 "vence hoy").</w:t>
+        <w:t>□ Registrar el contacto en la planilla desde la primera llamada (canal, qué se ofreció, próximo paso, motivo real si no cierra).   □ Preguntar Cajasan.   □ Pedir el EF SET antes de la cita.   □ Anunciar las dos jornadas y la regla del grupo mínimo ANTES de firmar.   □ La frase del expediente: garantía y video diario se firman juntos (A1 1 min · A2 2 · B1 3 · B2 5).   □ El gancho: "si aseguras tu cupo hoy, los libros van incluidos; después se compran aparte" (A1, A2 y B1; aplica a todo programa).   □ Una frase de cierre y SILENCIO: el primero que habla, concede.   □ Si no cierra hoy: oferta por escrito con vencimiento + abono ofrecido + seguimiento pautado (mismo día resumen → +24h mensaje → +48h llamada → día 3 "vence hoy").</w:t>
       </w:r>
     </w:p>
     <w:p>
